--- a/Chemistry/Units/09-Redox and Electrochemistry/Unit Plan.docx
+++ b/Chemistry/Units/09-Redox and Electrochemistry/Unit Plan.docx
@@ -316,7 +316,7 @@
                 <w:sz w:val="22"/>
                 <w:u w:val="none"/>
               </w:rPr>
-              <w:t>Oxidation, Reduction, and Oxidation Numbers</w:t>
+              <w:t>Oxidation, Reduction, and Oxidation Numbers (Day 1 of 3)</w:t>
             </w:r>
           </w:p>
         </w:tc>
@@ -335,7 +335,7 @@
                 <w:sz w:val="22"/>
                 <w:u w:val="none"/>
               </w:rPr>
-              <w:t>3</w:t>
+              <w:t>1</w:t>
             </w:r>
           </w:p>
         </w:tc>
@@ -354,7 +354,7 @@
                 <w:sz w:val="22"/>
                 <w:u w:val="none"/>
               </w:rPr>
-              <w:t>At the end of 42 minutes I can assign oxidation numbers to atoms in a compound, identify which species is oxidized and w...</w:t>
+              <w:t>At the end of 42 minutes I can define and describe key concepts related to: assign oxidation numbers to atoms in a compo...</w:t>
             </w:r>
           </w:p>
         </w:tc>
@@ -396,7 +396,7 @@
                 <w:sz w:val="22"/>
                 <w:u w:val="none"/>
               </w:rPr>
-              <w:t>Half-Reactions and the Activity Series</w:t>
+              <w:t>Oxidation, Reduction, and Oxidation Numbers (Day 2 of 3)</w:t>
             </w:r>
           </w:p>
         </w:tc>
@@ -416,7 +416,7 @@
                 <w:sz w:val="22"/>
                 <w:u w:val="none"/>
               </w:rPr>
-              <w:t>2</w:t>
+              <w:t>1</w:t>
             </w:r>
           </w:p>
         </w:tc>
@@ -436,7 +436,7 @@
                 <w:sz w:val="22"/>
                 <w:u w:val="none"/>
               </w:rPr>
-              <w:t>At the end of 42 minutes I can write and balance half-reactions for redox processes and use the activity series to predi...</w:t>
+              <w:t>At the end of 42 minutes I can apply and compare concepts and assign oxidation numbers to atoms in a compound, identify ...</w:t>
             </w:r>
           </w:p>
         </w:tc>
@@ -476,7 +476,7 @@
                 <w:sz w:val="22"/>
                 <w:u w:val="none"/>
               </w:rPr>
-              <w:t>Electrochemical (Voltaic) Cells</w:t>
+              <w:t>Oxidation, Reduction, and Oxidation Numbers (Day 3 of 3)</w:t>
             </w:r>
           </w:p>
         </w:tc>
@@ -495,7 +495,7 @@
                 <w:sz w:val="22"/>
                 <w:u w:val="none"/>
               </w:rPr>
-              <w:t>3</w:t>
+              <w:t>1</w:t>
             </w:r>
           </w:p>
         </w:tc>
@@ -514,7 +514,7 @@
                 <w:sz w:val="22"/>
                 <w:u w:val="none"/>
               </w:rPr>
-              <w:t>At the end of 42 minutes I can diagram and explain how a voltaic cell converts chemical energy into electrical energy, i...</w:t>
+              <w:t>At the end of 42 minutes I can evaluate and explain my understanding to assign oxidation numbers to atoms in a compound,...</w:t>
             </w:r>
           </w:p>
         </w:tc>
@@ -556,7 +556,7 @@
                 <w:sz w:val="22"/>
                 <w:u w:val="none"/>
               </w:rPr>
-              <w:t>Electrolytic Cells and Applications</w:t>
+              <w:t>Half-Reactions and the Activity Series (Day 1 of 2)</w:t>
             </w:r>
           </w:p>
         </w:tc>
@@ -576,7 +576,7 @@
                 <w:sz w:val="22"/>
                 <w:u w:val="none"/>
               </w:rPr>
-              <w:t>2</w:t>
+              <w:t>1</w:t>
             </w:r>
           </w:p>
         </w:tc>
@@ -596,7 +596,7 @@
                 <w:sz w:val="22"/>
                 <w:u w:val="none"/>
               </w:rPr>
-              <w:t>At the end of 42 minutes I can compare and contrast voltaic and electrolytic cells and explain how electrolysis uses ele...</w:t>
+              <w:t>At the end of 42 minutes I can define and identify key concepts related to: write and balance half-reactions for redox p...</w:t>
             </w:r>
           </w:p>
         </w:tc>
@@ -636,7 +636,7 @@
                 <w:sz w:val="22"/>
                 <w:u w:val="none"/>
               </w:rPr>
-              <w:t>Redox and Electrochemistry Review</w:t>
+              <w:t>Half-Reactions and the Activity Series (Day 2 of 2)</w:t>
             </w:r>
           </w:p>
         </w:tc>
@@ -655,7 +655,7 @@
                 <w:sz w:val="22"/>
                 <w:u w:val="none"/>
               </w:rPr>
-              <w:t>2</w:t>
+              <w:t>1</w:t>
             </w:r>
           </w:p>
         </w:tc>
@@ -674,7 +674,569 @@
                 <w:sz w:val="22"/>
                 <w:u w:val="none"/>
               </w:rPr>
-              <w:t>At the end of 42 minutes I can integrate oxidation numbers, half-reactions, activity series predictions, and electrochem...</w:t>
+              <w:t>At the end of 42 minutes I can apply and analyze my understanding to write and balance half-reactions for redox processe...</w:t>
+            </w:r>
+          </w:p>
+        </w:tc>
+      </w:tr>
+      <w:tr>
+        <w:tc>
+          <w:tcPr>
+            <w:tcW w:type="dxa" w:w="1008"/>
+            <w:shd w:fill="F2F2F2" w:val="clear"/>
+          </w:tcPr>
+          <w:p>
+            <w:r/>
+            <w:r>
+              <w:rPr>
+                <w:rFonts w:ascii="Calibri" w:hAnsi="Calibri"/>
+                <w:b w:val="0"/>
+                <w:i w:val="0"/>
+                <w:color w:val="000000"/>
+                <w:sz w:val="22"/>
+                <w:u w:val="none"/>
+              </w:rPr>
+              <w:t>6</w:t>
+            </w:r>
+          </w:p>
+        </w:tc>
+        <w:tc>
+          <w:tcPr>
+            <w:tcW w:type="dxa" w:w="2880"/>
+            <w:shd w:fill="F2F2F2" w:val="clear"/>
+          </w:tcPr>
+          <w:p>
+            <w:r/>
+            <w:r>
+              <w:rPr>
+                <w:rFonts w:ascii="Calibri" w:hAnsi="Calibri"/>
+                <w:b w:val="0"/>
+                <w:i w:val="0"/>
+                <w:color w:val="000000"/>
+                <w:sz w:val="22"/>
+                <w:u w:val="none"/>
+              </w:rPr>
+              <w:t>Electrochemical (Voltaic) Cells (Day 1 of 3)</w:t>
+            </w:r>
+          </w:p>
+        </w:tc>
+        <w:tc>
+          <w:tcPr>
+            <w:tcW w:type="dxa" w:w="864"/>
+            <w:shd w:fill="F2F2F2" w:val="clear"/>
+          </w:tcPr>
+          <w:p>
+            <w:r/>
+            <w:r>
+              <w:rPr>
+                <w:rFonts w:ascii="Calibri" w:hAnsi="Calibri"/>
+                <w:b w:val="0"/>
+                <w:i w:val="0"/>
+                <w:color w:val="000000"/>
+                <w:sz w:val="22"/>
+                <w:u w:val="none"/>
+              </w:rPr>
+              <w:t>1</w:t>
+            </w:r>
+          </w:p>
+        </w:tc>
+        <w:tc>
+          <w:tcPr>
+            <w:tcW w:type="dxa" w:w="5040"/>
+            <w:shd w:fill="F2F2F2" w:val="clear"/>
+          </w:tcPr>
+          <w:p>
+            <w:r/>
+            <w:r>
+              <w:rPr>
+                <w:rFonts w:ascii="Calibri" w:hAnsi="Calibri"/>
+                <w:b w:val="0"/>
+                <w:i w:val="0"/>
+                <w:color w:val="000000"/>
+                <w:sz w:val="22"/>
+                <w:u w:val="none"/>
+              </w:rPr>
+              <w:t>At the end of 42 minutes I can define and describe key concepts related to: diagram and explain how a voltaic cell conve...</w:t>
+            </w:r>
+          </w:p>
+        </w:tc>
+      </w:tr>
+      <w:tr>
+        <w:tc>
+          <w:tcPr>
+            <w:tcW w:type="dxa" w:w="1008"/>
+          </w:tcPr>
+          <w:p>
+            <w:r/>
+            <w:r>
+              <w:rPr>
+                <w:rFonts w:ascii="Calibri" w:hAnsi="Calibri"/>
+                <w:b w:val="0"/>
+                <w:i w:val="0"/>
+                <w:color w:val="000000"/>
+                <w:sz w:val="22"/>
+                <w:u w:val="none"/>
+              </w:rPr>
+              <w:t>7</w:t>
+            </w:r>
+          </w:p>
+        </w:tc>
+        <w:tc>
+          <w:tcPr>
+            <w:tcW w:type="dxa" w:w="2880"/>
+          </w:tcPr>
+          <w:p>
+            <w:r/>
+            <w:r>
+              <w:rPr>
+                <w:rFonts w:ascii="Calibri" w:hAnsi="Calibri"/>
+                <w:b w:val="0"/>
+                <w:i w:val="0"/>
+                <w:color w:val="000000"/>
+                <w:sz w:val="22"/>
+                <w:u w:val="none"/>
+              </w:rPr>
+              <w:t>Electrochemical (Voltaic) Cells (Day 2 of 3)</w:t>
+            </w:r>
+          </w:p>
+        </w:tc>
+        <w:tc>
+          <w:tcPr>
+            <w:tcW w:type="dxa" w:w="864"/>
+          </w:tcPr>
+          <w:p>
+            <w:r/>
+            <w:r>
+              <w:rPr>
+                <w:rFonts w:ascii="Calibri" w:hAnsi="Calibri"/>
+                <w:b w:val="0"/>
+                <w:i w:val="0"/>
+                <w:color w:val="000000"/>
+                <w:sz w:val="22"/>
+                <w:u w:val="none"/>
+              </w:rPr>
+              <w:t>1</w:t>
+            </w:r>
+          </w:p>
+        </w:tc>
+        <w:tc>
+          <w:tcPr>
+            <w:tcW w:type="dxa" w:w="5040"/>
+          </w:tcPr>
+          <w:p>
+            <w:r/>
+            <w:r>
+              <w:rPr>
+                <w:rFonts w:ascii="Calibri" w:hAnsi="Calibri"/>
+                <w:b w:val="0"/>
+                <w:i w:val="0"/>
+                <w:color w:val="000000"/>
+                <w:sz w:val="22"/>
+                <w:u w:val="none"/>
+              </w:rPr>
+              <w:t>At the end of 42 minutes I can apply and compare concepts and diagram and explain how a voltaic cell converts chemical e...</w:t>
+            </w:r>
+          </w:p>
+        </w:tc>
+      </w:tr>
+      <w:tr>
+        <w:tc>
+          <w:tcPr>
+            <w:tcW w:type="dxa" w:w="1008"/>
+            <w:shd w:fill="F2F2F2" w:val="clear"/>
+          </w:tcPr>
+          <w:p>
+            <w:r/>
+            <w:r>
+              <w:rPr>
+                <w:rFonts w:ascii="Calibri" w:hAnsi="Calibri"/>
+                <w:b w:val="0"/>
+                <w:i w:val="0"/>
+                <w:color w:val="000000"/>
+                <w:sz w:val="22"/>
+                <w:u w:val="none"/>
+              </w:rPr>
+              <w:t>8</w:t>
+            </w:r>
+          </w:p>
+        </w:tc>
+        <w:tc>
+          <w:tcPr>
+            <w:tcW w:type="dxa" w:w="2880"/>
+            <w:shd w:fill="F2F2F2" w:val="clear"/>
+          </w:tcPr>
+          <w:p>
+            <w:r/>
+            <w:r>
+              <w:rPr>
+                <w:rFonts w:ascii="Calibri" w:hAnsi="Calibri"/>
+                <w:b w:val="0"/>
+                <w:i w:val="0"/>
+                <w:color w:val="000000"/>
+                <w:sz w:val="22"/>
+                <w:u w:val="none"/>
+              </w:rPr>
+              <w:t>Electrochemical (Voltaic) Cells (Day 3 of 3)</w:t>
+            </w:r>
+          </w:p>
+        </w:tc>
+        <w:tc>
+          <w:tcPr>
+            <w:tcW w:type="dxa" w:w="864"/>
+            <w:shd w:fill="F2F2F2" w:val="clear"/>
+          </w:tcPr>
+          <w:p>
+            <w:r/>
+            <w:r>
+              <w:rPr>
+                <w:rFonts w:ascii="Calibri" w:hAnsi="Calibri"/>
+                <w:b w:val="0"/>
+                <w:i w:val="0"/>
+                <w:color w:val="000000"/>
+                <w:sz w:val="22"/>
+                <w:u w:val="none"/>
+              </w:rPr>
+              <w:t>1</w:t>
+            </w:r>
+          </w:p>
+        </w:tc>
+        <w:tc>
+          <w:tcPr>
+            <w:tcW w:type="dxa" w:w="5040"/>
+            <w:shd w:fill="F2F2F2" w:val="clear"/>
+          </w:tcPr>
+          <w:p>
+            <w:r/>
+            <w:r>
+              <w:rPr>
+                <w:rFonts w:ascii="Calibri" w:hAnsi="Calibri"/>
+                <w:b w:val="0"/>
+                <w:i w:val="0"/>
+                <w:color w:val="000000"/>
+                <w:sz w:val="22"/>
+                <w:u w:val="none"/>
+              </w:rPr>
+              <w:t>At the end of 42 minutes I can evaluate and explain my understanding to diagram and explain how a voltaic cell converts ...</w:t>
+            </w:r>
+          </w:p>
+        </w:tc>
+      </w:tr>
+      <w:tr>
+        <w:tc>
+          <w:tcPr>
+            <w:tcW w:type="dxa" w:w="1008"/>
+          </w:tcPr>
+          <w:p>
+            <w:r/>
+            <w:r>
+              <w:rPr>
+                <w:rFonts w:ascii="Calibri" w:hAnsi="Calibri"/>
+                <w:b w:val="0"/>
+                <w:i w:val="0"/>
+                <w:color w:val="000000"/>
+                <w:sz w:val="22"/>
+                <w:u w:val="none"/>
+              </w:rPr>
+              <w:t>9</w:t>
+            </w:r>
+          </w:p>
+        </w:tc>
+        <w:tc>
+          <w:tcPr>
+            <w:tcW w:type="dxa" w:w="2880"/>
+          </w:tcPr>
+          <w:p>
+            <w:r/>
+            <w:r>
+              <w:rPr>
+                <w:rFonts w:ascii="Calibri" w:hAnsi="Calibri"/>
+                <w:b w:val="0"/>
+                <w:i w:val="0"/>
+                <w:color w:val="000000"/>
+                <w:sz w:val="22"/>
+                <w:u w:val="none"/>
+              </w:rPr>
+              <w:t>Electrolytic Cells and Applications (Day 1 of 2)</w:t>
+            </w:r>
+          </w:p>
+        </w:tc>
+        <w:tc>
+          <w:tcPr>
+            <w:tcW w:type="dxa" w:w="864"/>
+          </w:tcPr>
+          <w:p>
+            <w:r/>
+            <w:r>
+              <w:rPr>
+                <w:rFonts w:ascii="Calibri" w:hAnsi="Calibri"/>
+                <w:b w:val="0"/>
+                <w:i w:val="0"/>
+                <w:color w:val="000000"/>
+                <w:sz w:val="22"/>
+                <w:u w:val="none"/>
+              </w:rPr>
+              <w:t>1</w:t>
+            </w:r>
+          </w:p>
+        </w:tc>
+        <w:tc>
+          <w:tcPr>
+            <w:tcW w:type="dxa" w:w="5040"/>
+          </w:tcPr>
+          <w:p>
+            <w:r/>
+            <w:r>
+              <w:rPr>
+                <w:rFonts w:ascii="Calibri" w:hAnsi="Calibri"/>
+                <w:b w:val="0"/>
+                <w:i w:val="0"/>
+                <w:color w:val="000000"/>
+                <w:sz w:val="22"/>
+                <w:u w:val="none"/>
+              </w:rPr>
+              <w:t>At the end of 42 minutes I can define and identify key concepts related to: compare and contrast voltaic and electrolyti...</w:t>
+            </w:r>
+          </w:p>
+        </w:tc>
+      </w:tr>
+      <w:tr>
+        <w:tc>
+          <w:tcPr>
+            <w:tcW w:type="dxa" w:w="1008"/>
+            <w:shd w:fill="F2F2F2" w:val="clear"/>
+          </w:tcPr>
+          <w:p>
+            <w:r/>
+            <w:r>
+              <w:rPr>
+                <w:rFonts w:ascii="Calibri" w:hAnsi="Calibri"/>
+                <w:b w:val="0"/>
+                <w:i w:val="0"/>
+                <w:color w:val="000000"/>
+                <w:sz w:val="22"/>
+                <w:u w:val="none"/>
+              </w:rPr>
+              <w:t>10</w:t>
+            </w:r>
+          </w:p>
+        </w:tc>
+        <w:tc>
+          <w:tcPr>
+            <w:tcW w:type="dxa" w:w="2880"/>
+            <w:shd w:fill="F2F2F2" w:val="clear"/>
+          </w:tcPr>
+          <w:p>
+            <w:r/>
+            <w:r>
+              <w:rPr>
+                <w:rFonts w:ascii="Calibri" w:hAnsi="Calibri"/>
+                <w:b w:val="0"/>
+                <w:i w:val="0"/>
+                <w:color w:val="000000"/>
+                <w:sz w:val="22"/>
+                <w:u w:val="none"/>
+              </w:rPr>
+              <w:t>Electrolytic Cells and Applications (Day 2 of 2)</w:t>
+            </w:r>
+          </w:p>
+        </w:tc>
+        <w:tc>
+          <w:tcPr>
+            <w:tcW w:type="dxa" w:w="864"/>
+            <w:shd w:fill="F2F2F2" w:val="clear"/>
+          </w:tcPr>
+          <w:p>
+            <w:r/>
+            <w:r>
+              <w:rPr>
+                <w:rFonts w:ascii="Calibri" w:hAnsi="Calibri"/>
+                <w:b w:val="0"/>
+                <w:i w:val="0"/>
+                <w:color w:val="000000"/>
+                <w:sz w:val="22"/>
+                <w:u w:val="none"/>
+              </w:rPr>
+              <w:t>1</w:t>
+            </w:r>
+          </w:p>
+        </w:tc>
+        <w:tc>
+          <w:tcPr>
+            <w:tcW w:type="dxa" w:w="5040"/>
+            <w:shd w:fill="F2F2F2" w:val="clear"/>
+          </w:tcPr>
+          <w:p>
+            <w:r/>
+            <w:r>
+              <w:rPr>
+                <w:rFonts w:ascii="Calibri" w:hAnsi="Calibri"/>
+                <w:b w:val="0"/>
+                <w:i w:val="0"/>
+                <w:color w:val="000000"/>
+                <w:sz w:val="22"/>
+                <w:u w:val="none"/>
+              </w:rPr>
+              <w:t>At the end of 42 minutes I can apply and analyze my understanding to compare and contrast voltaic and electrolytic cells...</w:t>
+            </w:r>
+          </w:p>
+        </w:tc>
+      </w:tr>
+      <w:tr>
+        <w:tc>
+          <w:tcPr>
+            <w:tcW w:type="dxa" w:w="1008"/>
+          </w:tcPr>
+          <w:p>
+            <w:r/>
+            <w:r>
+              <w:rPr>
+                <w:rFonts w:ascii="Calibri" w:hAnsi="Calibri"/>
+                <w:b w:val="0"/>
+                <w:i w:val="0"/>
+                <w:color w:val="000000"/>
+                <w:sz w:val="22"/>
+                <w:u w:val="none"/>
+              </w:rPr>
+              <w:t>11</w:t>
+            </w:r>
+          </w:p>
+        </w:tc>
+        <w:tc>
+          <w:tcPr>
+            <w:tcW w:type="dxa" w:w="2880"/>
+          </w:tcPr>
+          <w:p>
+            <w:r/>
+            <w:r>
+              <w:rPr>
+                <w:rFonts w:ascii="Calibri" w:hAnsi="Calibri"/>
+                <w:b w:val="0"/>
+                <w:i w:val="0"/>
+                <w:color w:val="000000"/>
+                <w:sz w:val="22"/>
+                <w:u w:val="none"/>
+              </w:rPr>
+              <w:t>Redox and Electrochemistry Review (Day 1 of 2)</w:t>
+            </w:r>
+          </w:p>
+        </w:tc>
+        <w:tc>
+          <w:tcPr>
+            <w:tcW w:type="dxa" w:w="864"/>
+          </w:tcPr>
+          <w:p>
+            <w:r/>
+            <w:r>
+              <w:rPr>
+                <w:rFonts w:ascii="Calibri" w:hAnsi="Calibri"/>
+                <w:b w:val="0"/>
+                <w:i w:val="0"/>
+                <w:color w:val="000000"/>
+                <w:sz w:val="22"/>
+                <w:u w:val="none"/>
+              </w:rPr>
+              <w:t>1</w:t>
+            </w:r>
+          </w:p>
+        </w:tc>
+        <w:tc>
+          <w:tcPr>
+            <w:tcW w:type="dxa" w:w="5040"/>
+          </w:tcPr>
+          <w:p>
+            <w:r/>
+            <w:r>
+              <w:rPr>
+                <w:rFonts w:ascii="Calibri" w:hAnsi="Calibri"/>
+                <w:b w:val="0"/>
+                <w:i w:val="0"/>
+                <w:color w:val="000000"/>
+                <w:sz w:val="22"/>
+                <w:u w:val="none"/>
+              </w:rPr>
+              <w:t>At the end of 42 minutes I can define and identify key concepts related to: integrate oxidation numbers, half-reactions,...</w:t>
+            </w:r>
+          </w:p>
+        </w:tc>
+      </w:tr>
+      <w:tr>
+        <w:tc>
+          <w:tcPr>
+            <w:tcW w:type="dxa" w:w="1008"/>
+            <w:shd w:fill="F2F2F2" w:val="clear"/>
+          </w:tcPr>
+          <w:p>
+            <w:r/>
+            <w:r>
+              <w:rPr>
+                <w:rFonts w:ascii="Calibri" w:hAnsi="Calibri"/>
+                <w:b w:val="0"/>
+                <w:i w:val="0"/>
+                <w:color w:val="000000"/>
+                <w:sz w:val="22"/>
+                <w:u w:val="none"/>
+              </w:rPr>
+              <w:t>12</w:t>
+            </w:r>
+          </w:p>
+        </w:tc>
+        <w:tc>
+          <w:tcPr>
+            <w:tcW w:type="dxa" w:w="2880"/>
+            <w:shd w:fill="F2F2F2" w:val="clear"/>
+          </w:tcPr>
+          <w:p>
+            <w:r/>
+            <w:r>
+              <w:rPr>
+                <w:rFonts w:ascii="Calibri" w:hAnsi="Calibri"/>
+                <w:b w:val="0"/>
+                <w:i w:val="0"/>
+                <w:color w:val="000000"/>
+                <w:sz w:val="22"/>
+                <w:u w:val="none"/>
+              </w:rPr>
+              <w:t>Redox and Electrochemistry Review (Day 2 of 2)</w:t>
+            </w:r>
+          </w:p>
+        </w:tc>
+        <w:tc>
+          <w:tcPr>
+            <w:tcW w:type="dxa" w:w="864"/>
+            <w:shd w:fill="F2F2F2" w:val="clear"/>
+          </w:tcPr>
+          <w:p>
+            <w:r/>
+            <w:r>
+              <w:rPr>
+                <w:rFonts w:ascii="Calibri" w:hAnsi="Calibri"/>
+                <w:b w:val="0"/>
+                <w:i w:val="0"/>
+                <w:color w:val="000000"/>
+                <w:sz w:val="22"/>
+                <w:u w:val="none"/>
+              </w:rPr>
+              <w:t>1</w:t>
+            </w:r>
+          </w:p>
+        </w:tc>
+        <w:tc>
+          <w:tcPr>
+            <w:tcW w:type="dxa" w:w="5040"/>
+            <w:shd w:fill="F2F2F2" w:val="clear"/>
+          </w:tcPr>
+          <w:p>
+            <w:r/>
+            <w:r>
+              <w:rPr>
+                <w:rFonts w:ascii="Calibri" w:hAnsi="Calibri"/>
+                <w:b w:val="0"/>
+                <w:i w:val="0"/>
+                <w:color w:val="000000"/>
+                <w:sz w:val="22"/>
+                <w:u w:val="none"/>
+              </w:rPr>
+              <w:t>At the end of 42 minutes I can apply and analyze my understanding to integrate oxidation numbers, half-reactions, activi...</w:t>
             </w:r>
           </w:p>
         </w:tc>
